--- a/assets/bs5839-installation-cert-template.docx
+++ b/assets/bs5839-installation-cert-template.docx
@@ -4,12 +4,13 @@
   <w:body>
     <w:p>
       <w:pPr>
+        <w:spacing w:after="40"/>
         <w:jc w:val="center"/>
       </w:pPr>
       <w:r>
         <w:drawing>
           <wp:inline xmlns:a="http://schemas.openxmlformats.org/drawingml/2006/main" xmlns:pic="http://schemas.openxmlformats.org/drawingml/2006/picture">
-            <wp:extent cx="1620000" cy="1278947"/>
+            <wp:extent cx="1368000" cy="1080000"/>
             <wp:docPr id="1" name="Picture 1"/>
             <wp:cNvGraphicFramePr>
               <a:graphicFrameLocks noChangeAspect="1"/>
@@ -30,7 +31,7 @@
                   <pic:spPr>
                     <a:xfrm>
                       <a:off x="0" y="0"/>
-                      <a:ext cx="1620000" cy="1278947"/>
+                      <a:ext cx="1368000" cy="1080000"/>
                     </a:xfrm>
                     <a:prstGeom prst="rect"/>
                   </pic:spPr>
@@ -43,454 +44,23 @@
     </w:p>
     <w:p>
       <w:pPr>
+        <w:spacing w:before="80" w:after="160"/>
         <w:jc w:val="center"/>
       </w:pPr>
       <w:r>
         <w:rPr>
+          <w:rFonts w:ascii="Calibri" w:hAnsi="Calibri"/>
           <w:b/>
-          <w:color w:val="C53030"/>
+          <w:color w:val="1A1F2C"/>
           <w:sz w:val="28"/>
         </w:rPr>
-        <w:t>BHO A056   Fire Alarm Installation Certificate</w:t>
-      </w:r>
-    </w:p>
-    <w:p>
-      <w:r>
-        <w:rPr>
-          <w:sz w:val="4"/>
-        </w:rPr>
-      </w:r>
-    </w:p>
-    <w:p>
-      <w:pPr>
-        <w:spacing w:after="40"/>
-      </w:pPr>
-      <w:r>
-        <w:rPr>
-          <w:b/>
-          <w:color w:val="C53030"/>
-          <w:sz w:val="20"/>
-        </w:rPr>
-        <w:t>Certification of Installation for the Fire Alarm System at:</w:t>
+        <w:t>A056  Fire Alarm Installation Certificate</w:t>
       </w:r>
     </w:p>
     <w:tbl>
       <w:tblPr>
         <w:tblW w:type="auto" w:w="0"/>
-        <w:jc w:val="left"/>
         <w:tblLayout w:type="fixed"/>
-        <w:tblLook w:firstColumn="1" w:firstRow="1" w:lastColumn="0" w:lastRow="0" w:noHBand="0" w:noVBand="1" w:val="04A0"/>
-        <w:tblBorders>
-          <w:top w:val="nil"/>
-          <w:left w:val="nil"/>
-          <w:bottom w:val="nil"/>
-          <w:right w:val="nil"/>
-          <w:insideH w:val="nil"/>
-          <w:insideV w:val="nil"/>
-        </w:tblBorders>
-      </w:tblPr>
-      <w:tblGrid>
-        <w:gridCol w:w="5270"/>
-        <w:gridCol w:w="5270"/>
-      </w:tblGrid>
-      <w:tr>
-        <w:tc>
-          <w:tcPr>
-            <w:tcW w:type="dxa" w:w="2551"/>
-          </w:tcPr>
-          <w:p>
-            <w:r>
-              <w:rPr>
-                <w:color w:val="6B7280"/>
-                <w:sz w:val="18"/>
-              </w:rPr>
-              <w:t>Address</w:t>
-            </w:r>
-          </w:p>
-        </w:tc>
-        <w:tc>
-          <w:tcPr>
-            <w:tcW w:type="dxa" w:w="6520"/>
-            <w:shd w:val="clear" w:color="auto" w:fill="EFF1F4"/>
-          </w:tcPr>
-          <w:p>
-            <w:r>
-              <w:rPr>
-                <w:sz w:val="20"/>
-              </w:rPr>
-              <w:t>[Site Address]</w:t>
-            </w:r>
-          </w:p>
-        </w:tc>
-      </w:tr>
-    </w:tbl>
-    <w:tbl>
-      <w:tblPr>
-        <w:tblW w:type="auto" w:w="0"/>
-        <w:jc w:val="left"/>
-        <w:tblLayout w:type="fixed"/>
-        <w:tblLook w:firstColumn="1" w:firstRow="1" w:lastColumn="0" w:lastRow="0" w:noHBand="0" w:noVBand="1" w:val="04A0"/>
-        <w:tblBorders>
-          <w:top w:val="nil"/>
-          <w:left w:val="nil"/>
-          <w:bottom w:val="nil"/>
-          <w:right w:val="nil"/>
-          <w:insideH w:val="nil"/>
-          <w:insideV w:val="nil"/>
-        </w:tblBorders>
-      </w:tblPr>
-      <w:tblGrid>
-        <w:gridCol w:w="5270"/>
-        <w:gridCol w:w="5270"/>
-      </w:tblGrid>
-      <w:tr>
-        <w:tc>
-          <w:tcPr>
-            <w:tcW w:type="dxa" w:w="2551"/>
-          </w:tcPr>
-          <w:p>
-            <w:r>
-              <w:rPr>
-                <w:color w:val="6B7280"/>
-                <w:sz w:val="18"/>
-              </w:rPr>
-              <w:t>Postcode</w:t>
-            </w:r>
-          </w:p>
-        </w:tc>
-        <w:tc>
-          <w:tcPr>
-            <w:tcW w:type="dxa" w:w="6520"/>
-            <w:shd w:val="clear" w:color="auto" w:fill="EFF1F4"/>
-          </w:tcPr>
-          <w:p>
-            <w:r>
-              <w:rPr>
-                <w:sz w:val="20"/>
-              </w:rPr>
-              <w:t>[Site Postcode]</w:t>
-            </w:r>
-          </w:p>
-        </w:tc>
-      </w:tr>
-    </w:tbl>
-    <w:p>
-      <w:pPr>
-        <w:spacing w:after="160"/>
-      </w:pPr>
-      <w:r>
-        <w:rPr>
-          <w:sz w:val="18"/>
-        </w:rPr>
-        <w:t>I/We being the competent person(s) responsible (as indicated by my/our signature(s) below) for the installation of the Fire Alarm System, particulars of which are set out below, CERTIFY that the said installation for which I/we have been responsible complies to the best of my/our knowledge and belief with the specification described below and with the recommendations of Section 4 of BS 5839-1 except for the variations, if any, stated in this certificate.</w:t>
-      </w:r>
-    </w:p>
-    <w:tbl>
-      <w:tblPr>
-        <w:tblW w:type="auto" w:w="0"/>
-        <w:jc w:val="left"/>
-        <w:tblLayout w:type="fixed"/>
-        <w:tblLook w:firstColumn="1" w:firstRow="1" w:lastColumn="0" w:lastRow="0" w:noHBand="0" w:noVBand="1" w:val="04A0"/>
-        <w:tblBorders>
-          <w:top w:val="nil"/>
-          <w:left w:val="nil"/>
-          <w:bottom w:val="nil"/>
-          <w:right w:val="nil"/>
-          <w:insideH w:val="nil"/>
-          <w:insideV w:val="nil"/>
-        </w:tblBorders>
-      </w:tblPr>
-      <w:tblGrid>
-        <w:gridCol w:w="2635"/>
-        <w:gridCol w:w="2635"/>
-        <w:gridCol w:w="2635"/>
-        <w:gridCol w:w="2635"/>
-      </w:tblGrid>
-      <w:tr>
-        <w:tc>
-          <w:tcPr>
-            <w:tcW w:type="dxa" w:w="1984"/>
-          </w:tcPr>
-          <w:p>
-            <w:r>
-              <w:rPr>
-                <w:color w:val="6B7280"/>
-                <w:sz w:val="18"/>
-              </w:rPr>
-              <w:t>Name</w:t>
-            </w:r>
-          </w:p>
-        </w:tc>
-        <w:tc>
-          <w:tcPr>
-            <w:tcW w:type="dxa" w:w="2551"/>
-            <w:shd w:val="clear" w:color="auto" w:fill="EFF1F4"/>
-          </w:tcPr>
-          <w:p>
-            <w:r>
-              <w:rPr>
-                <w:sz w:val="20"/>
-              </w:rPr>
-              <w:t>[Engineer Name]</w:t>
-            </w:r>
-          </w:p>
-        </w:tc>
-        <w:tc>
-          <w:tcPr>
-            <w:tcW w:type="dxa" w:w="1984"/>
-          </w:tcPr>
-          <w:p>
-            <w:r>
-              <w:rPr>
-                <w:color w:val="6B7280"/>
-                <w:sz w:val="18"/>
-              </w:rPr>
-              <w:t>Position</w:t>
-            </w:r>
-          </w:p>
-        </w:tc>
-        <w:tc>
-          <w:tcPr>
-            <w:tcW w:type="dxa" w:w="2551"/>
-            <w:shd w:val="clear" w:color="auto" w:fill="EFF1F4"/>
-          </w:tcPr>
-          <w:p>
-            <w:r>
-              <w:rPr>
-                <w:sz w:val="20"/>
-              </w:rPr>
-              <w:t>[Engineer Position]</w:t>
-            </w:r>
-          </w:p>
-        </w:tc>
-      </w:tr>
-    </w:tbl>
-    <w:tbl>
-      <w:tblPr>
-        <w:tblW w:type="auto" w:w="0"/>
-        <w:jc w:val="left"/>
-        <w:tblLayout w:type="fixed"/>
-        <w:tblLook w:firstColumn="1" w:firstRow="1" w:lastColumn="0" w:lastRow="0" w:noHBand="0" w:noVBand="1" w:val="04A0"/>
-        <w:tblBorders>
-          <w:top w:val="nil"/>
-          <w:left w:val="nil"/>
-          <w:bottom w:val="nil"/>
-          <w:right w:val="nil"/>
-          <w:insideH w:val="nil"/>
-          <w:insideV w:val="nil"/>
-        </w:tblBorders>
-      </w:tblPr>
-      <w:tblGrid>
-        <w:gridCol w:w="2635"/>
-        <w:gridCol w:w="2635"/>
-        <w:gridCol w:w="2635"/>
-        <w:gridCol w:w="2635"/>
-      </w:tblGrid>
-      <w:tr>
-        <w:tc>
-          <w:tcPr>
-            <w:tcW w:type="dxa" w:w="1984"/>
-          </w:tcPr>
-          <w:p>
-            <w:r>
-              <w:rPr>
-                <w:color w:val="6B7280"/>
-                <w:sz w:val="18"/>
-              </w:rPr>
-              <w:t>Signature</w:t>
-            </w:r>
-          </w:p>
-        </w:tc>
-        <w:tc>
-          <w:tcPr>
-            <w:tcW w:type="dxa" w:w="2551"/>
-            <w:shd w:val="clear" w:color="auto" w:fill="EFF1F4"/>
-          </w:tcPr>
-          <w:p>
-            <w:r>
-              <w:rPr>
-                <w:sz w:val="20"/>
-              </w:rPr>
-              <w:t>[Engineer Signature]</w:t>
-            </w:r>
-          </w:p>
-        </w:tc>
-        <w:tc>
-          <w:tcPr>
-            <w:tcW w:type="dxa" w:w="1984"/>
-          </w:tcPr>
-          <w:p>
-            <w:r>
-              <w:rPr>
-                <w:color w:val="6B7280"/>
-                <w:sz w:val="18"/>
-              </w:rPr>
-              <w:t>Date</w:t>
-            </w:r>
-          </w:p>
-        </w:tc>
-        <w:tc>
-          <w:tcPr>
-            <w:tcW w:type="dxa" w:w="2551"/>
-            <w:shd w:val="clear" w:color="auto" w:fill="EFF1F4"/>
-          </w:tcPr>
-          <w:p>
-            <w:r>
-              <w:rPr>
-                <w:sz w:val="20"/>
-              </w:rPr>
-              <w:t>[Date]</w:t>
-            </w:r>
-          </w:p>
-        </w:tc>
-      </w:tr>
-    </w:tbl>
-    <w:tbl>
-      <w:tblPr>
-        <w:tblW w:type="auto" w:w="0"/>
-        <w:jc w:val="left"/>
-        <w:tblLayout w:type="fixed"/>
-        <w:tblLook w:firstColumn="1" w:firstRow="1" w:lastColumn="0" w:lastRow="0" w:noHBand="0" w:noVBand="1" w:val="04A0"/>
-        <w:tblBorders>
-          <w:top w:val="nil"/>
-          <w:left w:val="nil"/>
-          <w:bottom w:val="nil"/>
-          <w:right w:val="nil"/>
-          <w:insideH w:val="nil"/>
-          <w:insideV w:val="nil"/>
-        </w:tblBorders>
-      </w:tblPr>
-      <w:tblGrid>
-        <w:gridCol w:w="5270"/>
-        <w:gridCol w:w="5270"/>
-      </w:tblGrid>
-      <w:tr>
-        <w:tc>
-          <w:tcPr>
-            <w:tcW w:type="dxa" w:w="2551"/>
-          </w:tcPr>
-          <w:p>
-            <w:r>
-              <w:rPr>
-                <w:color w:val="6B7280"/>
-                <w:sz w:val="18"/>
-              </w:rPr>
-              <w:t>For and behalf of</w:t>
-            </w:r>
-          </w:p>
-        </w:tc>
-        <w:tc>
-          <w:tcPr>
-            <w:tcW w:type="dxa" w:w="6520"/>
-            <w:shd w:val="clear" w:color="auto" w:fill="EFF1F4"/>
-          </w:tcPr>
-          <w:p>
-            <w:r>
-              <w:rPr>
-                <w:sz w:val="20"/>
-              </w:rPr>
-              <w:t>[Company Name], [Company Address]</w:t>
-            </w:r>
-          </w:p>
-        </w:tc>
-      </w:tr>
-    </w:tbl>
-    <w:tbl>
-      <w:tblPr>
-        <w:tblW w:type="auto" w:w="0"/>
-        <w:jc w:val="left"/>
-        <w:tblLayout w:type="fixed"/>
-        <w:tblLook w:firstColumn="1" w:firstRow="1" w:lastColumn="0" w:lastRow="0" w:noHBand="0" w:noVBand="1" w:val="04A0"/>
-        <w:tblBorders>
-          <w:top w:val="nil"/>
-          <w:left w:val="nil"/>
-          <w:bottom w:val="nil"/>
-          <w:right w:val="nil"/>
-          <w:insideH w:val="nil"/>
-          <w:insideV w:val="nil"/>
-        </w:tblBorders>
-      </w:tblPr>
-      <w:tblGrid>
-        <w:gridCol w:w="2635"/>
-        <w:gridCol w:w="2635"/>
-        <w:gridCol w:w="2635"/>
-        <w:gridCol w:w="2635"/>
-      </w:tblGrid>
-      <w:tr>
-        <w:tc>
-          <w:tcPr>
-            <w:tcW w:type="dxa" w:w="1984"/>
-          </w:tcPr>
-          <w:p>
-            <w:r>
-              <w:rPr>
-                <w:color w:val="6B7280"/>
-                <w:sz w:val="18"/>
-              </w:rPr>
-              <w:t>Category of system</w:t>
-            </w:r>
-          </w:p>
-        </w:tc>
-        <w:tc>
-          <w:tcPr>
-            <w:tcW w:type="dxa" w:w="2551"/>
-            <w:shd w:val="clear" w:color="auto" w:fill="EFF1F4"/>
-          </w:tcPr>
-          <w:p>
-            <w:r>
-              <w:rPr>
-                <w:sz w:val="20"/>
-              </w:rPr>
-              <w:t>[Category of System]</w:t>
-            </w:r>
-          </w:p>
-        </w:tc>
-        <w:tc>
-          <w:tcPr>
-            <w:tcW w:type="dxa" w:w="1984"/>
-          </w:tcPr>
-          <w:p>
-            <w:r>
-              <w:rPr>
-                <w:color w:val="6B7280"/>
-                <w:sz w:val="18"/>
-              </w:rPr>
-              <w:t>Certificate no</w:t>
-            </w:r>
-          </w:p>
-        </w:tc>
-        <w:tc>
-          <w:tcPr>
-            <w:tcW w:type="dxa" w:w="2551"/>
-            <w:shd w:val="clear" w:color="auto" w:fill="EFF1F4"/>
-          </w:tcPr>
-          <w:p>
-            <w:r>
-              <w:rPr>
-                <w:sz w:val="20"/>
-              </w:rPr>
-              <w:t>[Certificate Number]</w:t>
-            </w:r>
-          </w:p>
-        </w:tc>
-      </w:tr>
-    </w:tbl>
-    <w:p>
-      <w:pPr>
-        <w:spacing w:after="40"/>
-      </w:pPr>
-      <w:r>
-        <w:rPr>
-          <w:b/>
-          <w:color w:val="C53030"/>
-          <w:sz w:val="20"/>
-        </w:rPr>
-        <w:t>The extent of liability of the signatory is limited to the system described below:</w:t>
-      </w:r>
-    </w:p>
-    <w:tbl>
-      <w:tblPr>
-        <w:tblW w:type="auto" w:w="0"/>
         <w:tblLook w:firstColumn="1" w:firstRow="1" w:lastColumn="0" w:lastRow="0" w:noHBand="0" w:noVBand="1" w:val="04A0"/>
         <w:tblBorders>
           <w:top w:val="nil"/>
@@ -507,38 +77,603 @@
       <w:tr>
         <w:tc>
           <w:tcPr>
-            <w:tcW w:type="dxa" w:w="10540"/>
+            <w:tcW w:type="dxa" w:w="9921"/>
             <w:shd w:val="clear" w:color="auto" w:fill="EFF1F4"/>
+            <w:tcMar>
+              <w:top w:w="160" w:type="dxa"/>
+              <w:bottom w:w="160" w:type="dxa"/>
+              <w:left w:w="200" w:type="dxa"/>
+              <w:right w:w="200" w:type="dxa"/>
+            </w:tcMar>
           </w:tcPr>
           <w:p>
+            <w:pPr>
+              <w:spacing w:after="120"/>
+            </w:pPr>
             <w:r>
               <w:rPr>
+                <w:rFonts w:ascii="Calibri" w:hAnsi="Calibri"/>
+                <w:b/>
+                <w:color w:val="E03E3E"/>
                 <w:sz w:val="20"/>
               </w:rPr>
-              <w:t>[Extent of Liability]</w:t>
+              <w:t>Certification of Installation for the Fire Alarm System at:</w:t>
             </w:r>
           </w:p>
+          <w:tbl>
+            <w:tblPr>
+              <w:tblW w:type="auto" w:w="0"/>
+              <w:tblLayout w:type="fixed"/>
+              <w:tblLook w:firstColumn="1" w:firstRow="1" w:lastColumn="0" w:lastRow="0" w:noHBand="0" w:noVBand="1" w:val="04A0"/>
+              <w:tblBorders>
+                <w:top w:val="nil"/>
+                <w:left w:val="nil"/>
+                <w:bottom w:val="nil"/>
+                <w:right w:val="nil"/>
+                <w:insideH w:val="nil"/>
+                <w:insideV w:val="nil"/>
+              </w:tblBorders>
+            </w:tblPr>
+            <w:tblGrid>
+              <w:gridCol w:w="4960"/>
+              <w:gridCol w:w="4960"/>
+            </w:tblGrid>
+            <w:tr>
+              <w:tc>
+                <w:tcPr>
+                  <w:tcW w:type="dxa" w:w="2268"/>
+                  <w:vAlign w:val="center"/>
+                </w:tcPr>
+                <w:p>
+                  <w:r>
+                    <w:rPr>
+                      <w:rFonts w:ascii="Calibri" w:hAnsi="Calibri"/>
+                      <w:color w:val="E03E3E"/>
+                      <w:sz w:val="18"/>
+                    </w:rPr>
+                    <w:t>Address</w:t>
+                  </w:r>
+                </w:p>
+              </w:tc>
+              <w:tc>
+                <w:tcPr>
+                  <w:tcW w:type="dxa" w:w="7370"/>
+                  <w:vAlign w:val="center"/>
+                  <w:shd w:val="clear" w:color="auto" w:fill="FFFFFF"/>
+                  <w:tcBorders>
+                    <w:top w:val="single" w:sz="4" w:space="0" w:color="C7CCD3"/>
+                    <w:left w:val="single" w:sz="4" w:space="0" w:color="C7CCD3"/>
+                    <w:bottom w:val="single" w:sz="4" w:space="0" w:color="C7CCD3"/>
+                    <w:right w:val="single" w:sz="4" w:space="0" w:color="C7CCD3"/>
+                  </w:tcBorders>
+                  <w:tcMar>
+                    <w:top w:w="60" w:type="dxa"/>
+                    <w:bottom w:w="60" w:type="dxa"/>
+                    <w:left w:w="100" w:type="dxa"/>
+                    <w:right w:w="100" w:type="dxa"/>
+                  </w:tcMar>
+                </w:tcPr>
+                <w:p>
+                  <w:r>
+                    <w:rPr>
+                      <w:rFonts w:ascii="Calibri" w:hAnsi="Calibri"/>
+                      <w:color w:val="1A1F2C"/>
+                      <w:sz w:val="20"/>
+                    </w:rPr>
+                    <w:t>[Site Address]</w:t>
+                  </w:r>
+                </w:p>
+              </w:tc>
+            </w:tr>
+          </w:tbl>
           <w:p/>
+          <w:tbl>
+            <w:tblPr>
+              <w:tblW w:type="auto" w:w="0"/>
+              <w:tblLayout w:type="fixed"/>
+              <w:tblLook w:firstColumn="1" w:firstRow="1" w:lastColumn="0" w:lastRow="0" w:noHBand="0" w:noVBand="1" w:val="04A0"/>
+              <w:tblBorders>
+                <w:top w:val="nil"/>
+                <w:left w:val="nil"/>
+                <w:bottom w:val="nil"/>
+                <w:right w:val="nil"/>
+                <w:insideH w:val="nil"/>
+                <w:insideV w:val="nil"/>
+              </w:tblBorders>
+            </w:tblPr>
+            <w:tblGrid>
+              <w:gridCol w:w="4960"/>
+              <w:gridCol w:w="4960"/>
+            </w:tblGrid>
+            <w:tr>
+              <w:tc>
+                <w:tcPr>
+                  <w:tcW w:type="dxa" w:w="2268"/>
+                  <w:vAlign w:val="center"/>
+                </w:tcPr>
+                <w:p>
+                  <w:r>
+                    <w:rPr>
+                      <w:rFonts w:ascii="Calibri" w:hAnsi="Calibri"/>
+                      <w:color w:val="E03E3E"/>
+                      <w:sz w:val="18"/>
+                    </w:rPr>
+                    <w:t>Postcode</w:t>
+                  </w:r>
+                </w:p>
+              </w:tc>
+              <w:tc>
+                <w:tcPr>
+                  <w:tcW w:type="dxa" w:w="3402"/>
+                  <w:vAlign w:val="center"/>
+                  <w:shd w:val="clear" w:color="auto" w:fill="FFFFFF"/>
+                  <w:tcBorders>
+                    <w:top w:val="single" w:sz="4" w:space="0" w:color="C7CCD3"/>
+                    <w:left w:val="single" w:sz="4" w:space="0" w:color="C7CCD3"/>
+                    <w:bottom w:val="single" w:sz="4" w:space="0" w:color="C7CCD3"/>
+                    <w:right w:val="single" w:sz="4" w:space="0" w:color="C7CCD3"/>
+                  </w:tcBorders>
+                  <w:tcMar>
+                    <w:top w:w="60" w:type="dxa"/>
+                    <w:bottom w:w="60" w:type="dxa"/>
+                    <w:left w:w="100" w:type="dxa"/>
+                    <w:right w:w="100" w:type="dxa"/>
+                  </w:tcMar>
+                </w:tcPr>
+                <w:p>
+                  <w:r>
+                    <w:rPr>
+                      <w:rFonts w:ascii="Calibri" w:hAnsi="Calibri"/>
+                      <w:color w:val="1A1F2C"/>
+                      <w:sz w:val="20"/>
+                    </w:rPr>
+                    <w:t>[Site Postcode]</w:t>
+                  </w:r>
+                </w:p>
+              </w:tc>
+            </w:tr>
+          </w:tbl>
+          <w:p/>
+          <w:p>
+            <w:pPr>
+              <w:spacing w:after="80"/>
+            </w:pPr>
+            <w:r>
+              <w:rPr>
+                <w:rFonts w:ascii="Calibri" w:hAnsi="Calibri"/>
+                <w:i w:val="0"/>
+                <w:color w:val="1A1F2C"/>
+                <w:sz w:val="18"/>
+              </w:rPr>
+              <w:t>I/We being the competent person(s) responsible (as indicated by my/our signature(s) below) for the installation of the Fire Alarm System, particulars of which are set out below, CERTIFY that the said installation for which I/we have been responsible complies to the best of my/our knowledge and belief with the specification described below and with the recommendations of Section 4 of BS 5839-1 except for the variations, if any, stated in this certificate.</w:t>
+            </w:r>
+          </w:p>
+          <w:tbl>
+            <w:tblPr>
+              <w:tblW w:type="auto" w:w="0"/>
+              <w:tblLayout w:type="fixed"/>
+              <w:tblLook w:firstColumn="1" w:firstRow="1" w:lastColumn="0" w:lastRow="0" w:noHBand="0" w:noVBand="1" w:val="04A0"/>
+              <w:tblBorders>
+                <w:top w:val="nil"/>
+                <w:left w:val="nil"/>
+                <w:bottom w:val="nil"/>
+                <w:right w:val="nil"/>
+                <w:insideH w:val="nil"/>
+                <w:insideV w:val="nil"/>
+              </w:tblBorders>
+            </w:tblPr>
+            <w:tblGrid>
+              <w:gridCol w:w="2480"/>
+              <w:gridCol w:w="2480"/>
+              <w:gridCol w:w="2480"/>
+              <w:gridCol w:w="2480"/>
+            </w:tblGrid>
+            <w:tr>
+              <w:tc>
+                <w:tcPr>
+                  <w:tcW w:type="dxa" w:w="1474"/>
+                  <w:vAlign w:val="center"/>
+                </w:tcPr>
+                <w:p>
+                  <w:r>
+                    <w:rPr>
+                      <w:rFonts w:ascii="Calibri" w:hAnsi="Calibri"/>
+                      <w:color w:val="E03E3E"/>
+                      <w:sz w:val="18"/>
+                    </w:rPr>
+                    <w:t>Name</w:t>
+                  </w:r>
+                </w:p>
+              </w:tc>
+              <w:tc>
+                <w:tcPr>
+                  <w:tcW w:type="dxa" w:w="3628"/>
+                  <w:vAlign w:val="center"/>
+                  <w:shd w:val="clear" w:color="auto" w:fill="FFFFFF"/>
+                  <w:tcBorders>
+                    <w:top w:val="single" w:sz="4" w:space="0" w:color="C7CCD3"/>
+                    <w:left w:val="single" w:sz="4" w:space="0" w:color="C7CCD3"/>
+                    <w:bottom w:val="single" w:sz="4" w:space="0" w:color="C7CCD3"/>
+                    <w:right w:val="single" w:sz="4" w:space="0" w:color="C7CCD3"/>
+                  </w:tcBorders>
+                  <w:tcMar>
+                    <w:top w:w="60" w:type="dxa"/>
+                    <w:bottom w:w="60" w:type="dxa"/>
+                    <w:left w:w="100" w:type="dxa"/>
+                    <w:right w:w="100" w:type="dxa"/>
+                  </w:tcMar>
+                </w:tcPr>
+                <w:p>
+                  <w:r>
+                    <w:rPr>
+                      <w:rFonts w:ascii="Calibri" w:hAnsi="Calibri"/>
+                      <w:color w:val="1A1F2C"/>
+                      <w:sz w:val="20"/>
+                    </w:rPr>
+                    <w:t>[Engineer Name]</w:t>
+                  </w:r>
+                </w:p>
+              </w:tc>
+              <w:tc>
+                <w:tcPr>
+                  <w:tcW w:type="dxa" w:w="1361"/>
+                  <w:vAlign w:val="center"/>
+                </w:tcPr>
+                <w:p>
+                  <w:r>
+                    <w:rPr>
+                      <w:rFonts w:ascii="Calibri" w:hAnsi="Calibri"/>
+                      <w:color w:val="E03E3E"/>
+                      <w:sz w:val="18"/>
+                    </w:rPr>
+                    <w:t>Position</w:t>
+                  </w:r>
+                </w:p>
+              </w:tc>
+              <w:tc>
+                <w:tcPr>
+                  <w:tcW w:type="dxa" w:w="3458"/>
+                  <w:vAlign w:val="center"/>
+                  <w:shd w:val="clear" w:color="auto" w:fill="FFFFFF"/>
+                  <w:tcBorders>
+                    <w:top w:val="single" w:sz="4" w:space="0" w:color="C7CCD3"/>
+                    <w:left w:val="single" w:sz="4" w:space="0" w:color="C7CCD3"/>
+                    <w:bottom w:val="single" w:sz="4" w:space="0" w:color="C7CCD3"/>
+                    <w:right w:val="single" w:sz="4" w:space="0" w:color="C7CCD3"/>
+                  </w:tcBorders>
+                  <w:tcMar>
+                    <w:top w:w="60" w:type="dxa"/>
+                    <w:bottom w:w="60" w:type="dxa"/>
+                    <w:left w:w="100" w:type="dxa"/>
+                    <w:right w:w="100" w:type="dxa"/>
+                  </w:tcMar>
+                </w:tcPr>
+                <w:p>
+                  <w:r>
+                    <w:rPr>
+                      <w:rFonts w:ascii="Calibri" w:hAnsi="Calibri"/>
+                      <w:color w:val="1A1F2C"/>
+                      <w:sz w:val="20"/>
+                    </w:rPr>
+                    <w:t>[Engineer Position]</w:t>
+                  </w:r>
+                </w:p>
+              </w:tc>
+            </w:tr>
+          </w:tbl>
+          <w:p/>
+          <w:tbl>
+            <w:tblPr>
+              <w:tblW w:type="auto" w:w="0"/>
+              <w:tblLayout w:type="fixed"/>
+              <w:tblLook w:firstColumn="1" w:firstRow="1" w:lastColumn="0" w:lastRow="0" w:noHBand="0" w:noVBand="1" w:val="04A0"/>
+              <w:tblBorders>
+                <w:top w:val="nil"/>
+                <w:left w:val="nil"/>
+                <w:bottom w:val="nil"/>
+                <w:right w:val="nil"/>
+                <w:insideH w:val="nil"/>
+                <w:insideV w:val="nil"/>
+              </w:tblBorders>
+            </w:tblPr>
+            <w:tblGrid>
+              <w:gridCol w:w="2480"/>
+              <w:gridCol w:w="2480"/>
+              <w:gridCol w:w="2480"/>
+              <w:gridCol w:w="2480"/>
+            </w:tblGrid>
+            <w:tr>
+              <w:tc>
+                <w:tcPr>
+                  <w:tcW w:type="dxa" w:w="1474"/>
+                  <w:vAlign w:val="center"/>
+                </w:tcPr>
+                <w:p>
+                  <w:r>
+                    <w:rPr>
+                      <w:rFonts w:ascii="Calibri" w:hAnsi="Calibri"/>
+                      <w:color w:val="E03E3E"/>
+                      <w:sz w:val="18"/>
+                    </w:rPr>
+                    <w:t>Signature</w:t>
+                  </w:r>
+                </w:p>
+              </w:tc>
+              <w:tc>
+                <w:tcPr>
+                  <w:tcW w:type="dxa" w:w="3628"/>
+                  <w:vAlign w:val="center"/>
+                  <w:shd w:val="clear" w:color="auto" w:fill="FFFFFF"/>
+                  <w:tcBorders>
+                    <w:top w:val="single" w:sz="4" w:space="0" w:color="C7CCD3"/>
+                    <w:left w:val="single" w:sz="4" w:space="0" w:color="C7CCD3"/>
+                    <w:bottom w:val="single" w:sz="4" w:space="0" w:color="C7CCD3"/>
+                    <w:right w:val="single" w:sz="4" w:space="0" w:color="C7CCD3"/>
+                  </w:tcBorders>
+                  <w:tcMar>
+                    <w:top w:w="60" w:type="dxa"/>
+                    <w:bottom w:w="60" w:type="dxa"/>
+                    <w:left w:w="100" w:type="dxa"/>
+                    <w:right w:w="100" w:type="dxa"/>
+                  </w:tcMar>
+                </w:tcPr>
+                <w:p>
+                  <w:r>
+                    <w:rPr>
+                      <w:rFonts w:ascii="Calibri" w:hAnsi="Calibri"/>
+                      <w:color w:val="1A1F2C"/>
+                      <w:sz w:val="20"/>
+                    </w:rPr>
+                    <w:t>[Engineer Signature]</w:t>
+                  </w:r>
+                </w:p>
+              </w:tc>
+              <w:tc>
+                <w:tcPr>
+                  <w:tcW w:type="dxa" w:w="1361"/>
+                  <w:vAlign w:val="center"/>
+                </w:tcPr>
+                <w:p>
+                  <w:r>
+                    <w:rPr>
+                      <w:rFonts w:ascii="Calibri" w:hAnsi="Calibri"/>
+                      <w:color w:val="E03E3E"/>
+                      <w:sz w:val="18"/>
+                    </w:rPr>
+                    <w:t>Date</w:t>
+                  </w:r>
+                </w:p>
+              </w:tc>
+              <w:tc>
+                <w:tcPr>
+                  <w:tcW w:type="dxa" w:w="3458"/>
+                  <w:vAlign w:val="center"/>
+                  <w:shd w:val="clear" w:color="auto" w:fill="FFFFFF"/>
+                  <w:tcBorders>
+                    <w:top w:val="single" w:sz="4" w:space="0" w:color="C7CCD3"/>
+                    <w:left w:val="single" w:sz="4" w:space="0" w:color="C7CCD3"/>
+                    <w:bottom w:val="single" w:sz="4" w:space="0" w:color="C7CCD3"/>
+                    <w:right w:val="single" w:sz="4" w:space="0" w:color="C7CCD3"/>
+                  </w:tcBorders>
+                  <w:tcMar>
+                    <w:top w:w="60" w:type="dxa"/>
+                    <w:bottom w:w="60" w:type="dxa"/>
+                    <w:left w:w="100" w:type="dxa"/>
+                    <w:right w:w="100" w:type="dxa"/>
+                  </w:tcMar>
+                </w:tcPr>
+                <w:p>
+                  <w:r>
+                    <w:rPr>
+                      <w:rFonts w:ascii="Calibri" w:hAnsi="Calibri"/>
+                      <w:color w:val="1A1F2C"/>
+                      <w:sz w:val="20"/>
+                    </w:rPr>
+                    <w:t>[Date]</w:t>
+                  </w:r>
+                </w:p>
+              </w:tc>
+            </w:tr>
+          </w:tbl>
+          <w:p/>
+          <w:tbl>
+            <w:tblPr>
+              <w:tblW w:type="auto" w:w="0"/>
+              <w:tblLayout w:type="fixed"/>
+              <w:tblLook w:firstColumn="1" w:firstRow="1" w:lastColumn="0" w:lastRow="0" w:noHBand="0" w:noVBand="1" w:val="04A0"/>
+              <w:tblBorders>
+                <w:top w:val="nil"/>
+                <w:left w:val="nil"/>
+                <w:bottom w:val="nil"/>
+                <w:right w:val="nil"/>
+                <w:insideH w:val="nil"/>
+                <w:insideV w:val="nil"/>
+              </w:tblBorders>
+            </w:tblPr>
+            <w:tblGrid>
+              <w:gridCol w:w="4960"/>
+              <w:gridCol w:w="4960"/>
+            </w:tblGrid>
+            <w:tr>
+              <w:tc>
+                <w:tcPr>
+                  <w:tcW w:type="dxa" w:w="2268"/>
+                  <w:vAlign w:val="center"/>
+                </w:tcPr>
+                <w:p>
+                  <w:r>
+                    <w:rPr>
+                      <w:rFonts w:ascii="Calibri" w:hAnsi="Calibri"/>
+                      <w:color w:val="E03E3E"/>
+                      <w:sz w:val="18"/>
+                    </w:rPr>
+                    <w:t>For and behalf of</w:t>
+                  </w:r>
+                </w:p>
+              </w:tc>
+              <w:tc>
+                <w:tcPr>
+                  <w:tcW w:type="dxa" w:w="7370"/>
+                  <w:vAlign w:val="center"/>
+                  <w:shd w:val="clear" w:color="auto" w:fill="FFFFFF"/>
+                  <w:tcBorders>
+                    <w:top w:val="single" w:sz="4" w:space="0" w:color="C7CCD3"/>
+                    <w:left w:val="single" w:sz="4" w:space="0" w:color="C7CCD3"/>
+                    <w:bottom w:val="single" w:sz="4" w:space="0" w:color="C7CCD3"/>
+                    <w:right w:val="single" w:sz="4" w:space="0" w:color="C7CCD3"/>
+                  </w:tcBorders>
+                  <w:tcMar>
+                    <w:top w:w="60" w:type="dxa"/>
+                    <w:bottom w:w="60" w:type="dxa"/>
+                    <w:left w:w="100" w:type="dxa"/>
+                    <w:right w:w="100" w:type="dxa"/>
+                  </w:tcMar>
+                </w:tcPr>
+                <w:p>
+                  <w:r>
+                    <w:rPr>
+                      <w:rFonts w:ascii="Calibri" w:hAnsi="Calibri"/>
+                      <w:color w:val="1A1F2C"/>
+                      <w:sz w:val="20"/>
+                    </w:rPr>
+                    <w:t>[Company Name], [Company Address]</w:t>
+                  </w:r>
+                </w:p>
+              </w:tc>
+            </w:tr>
+          </w:tbl>
+          <w:p/>
+          <w:tbl>
+            <w:tblPr>
+              <w:tblW w:type="auto" w:w="0"/>
+              <w:tblLayout w:type="fixed"/>
+              <w:tblLook w:firstColumn="1" w:firstRow="1" w:lastColumn="0" w:lastRow="0" w:noHBand="0" w:noVBand="1" w:val="04A0"/>
+              <w:tblBorders>
+                <w:top w:val="nil"/>
+                <w:left w:val="nil"/>
+                <w:bottom w:val="nil"/>
+                <w:right w:val="nil"/>
+                <w:insideH w:val="nil"/>
+                <w:insideV w:val="nil"/>
+              </w:tblBorders>
+            </w:tblPr>
+            <w:tblGrid>
+              <w:gridCol w:w="2480"/>
+              <w:gridCol w:w="2480"/>
+              <w:gridCol w:w="2480"/>
+              <w:gridCol w:w="2480"/>
+            </w:tblGrid>
+            <w:tr>
+              <w:tc>
+                <w:tcPr>
+                  <w:tcW w:type="dxa" w:w="1474"/>
+                  <w:vAlign w:val="center"/>
+                </w:tcPr>
+                <w:p>
+                  <w:r>
+                    <w:rPr>
+                      <w:rFonts w:ascii="Calibri" w:hAnsi="Calibri"/>
+                      <w:color w:val="E03E3E"/>
+                      <w:sz w:val="18"/>
+                    </w:rPr>
+                    <w:t>Category of system</w:t>
+                  </w:r>
+                </w:p>
+              </w:tc>
+              <w:tc>
+                <w:tcPr>
+                  <w:tcW w:type="dxa" w:w="3628"/>
+                  <w:vAlign w:val="center"/>
+                  <w:shd w:val="clear" w:color="auto" w:fill="FFFFFF"/>
+                  <w:tcBorders>
+                    <w:top w:val="single" w:sz="4" w:space="0" w:color="C7CCD3"/>
+                    <w:left w:val="single" w:sz="4" w:space="0" w:color="C7CCD3"/>
+                    <w:bottom w:val="single" w:sz="4" w:space="0" w:color="C7CCD3"/>
+                    <w:right w:val="single" w:sz="4" w:space="0" w:color="C7CCD3"/>
+                  </w:tcBorders>
+                  <w:tcMar>
+                    <w:top w:w="60" w:type="dxa"/>
+                    <w:bottom w:w="60" w:type="dxa"/>
+                    <w:left w:w="100" w:type="dxa"/>
+                    <w:right w:w="100" w:type="dxa"/>
+                  </w:tcMar>
+                </w:tcPr>
+                <w:p>
+                  <w:r>
+                    <w:rPr>
+                      <w:rFonts w:ascii="Calibri" w:hAnsi="Calibri"/>
+                      <w:color w:val="1A1F2C"/>
+                      <w:sz w:val="20"/>
+                    </w:rPr>
+                    <w:t>[Category of System]</w:t>
+                  </w:r>
+                </w:p>
+              </w:tc>
+              <w:tc>
+                <w:tcPr>
+                  <w:tcW w:type="dxa" w:w="1361"/>
+                  <w:vAlign w:val="center"/>
+                </w:tcPr>
+                <w:p>
+                  <w:r>
+                    <w:rPr>
+                      <w:rFonts w:ascii="Calibri" w:hAnsi="Calibri"/>
+                      <w:color w:val="E03E3E"/>
+                      <w:sz w:val="18"/>
+                    </w:rPr>
+                    <w:t>Certificate no</w:t>
+                  </w:r>
+                </w:p>
+              </w:tc>
+              <w:tc>
+                <w:tcPr>
+                  <w:tcW w:type="dxa" w:w="3458"/>
+                  <w:vAlign w:val="center"/>
+                  <w:shd w:val="clear" w:color="auto" w:fill="FFFFFF"/>
+                  <w:tcBorders>
+                    <w:top w:val="single" w:sz="4" w:space="0" w:color="C7CCD3"/>
+                    <w:left w:val="single" w:sz="4" w:space="0" w:color="C7CCD3"/>
+                    <w:bottom w:val="single" w:sz="4" w:space="0" w:color="C7CCD3"/>
+                    <w:right w:val="single" w:sz="4" w:space="0" w:color="C7CCD3"/>
+                  </w:tcBorders>
+                  <w:tcMar>
+                    <w:top w:w="60" w:type="dxa"/>
+                    <w:bottom w:w="60" w:type="dxa"/>
+                    <w:left w:w="100" w:type="dxa"/>
+                    <w:right w:w="100" w:type="dxa"/>
+                  </w:tcMar>
+                </w:tcPr>
+                <w:p>
+                  <w:r>
+                    <w:rPr>
+                      <w:rFonts w:ascii="Calibri" w:hAnsi="Calibri"/>
+                      <w:color w:val="1A1F2C"/>
+                      <w:sz w:val="20"/>
+                    </w:rPr>
+                    <w:t>[Certificate Number]</w:t>
+                  </w:r>
+                </w:p>
+              </w:tc>
+            </w:tr>
+          </w:tbl>
           <w:p/>
         </w:tc>
       </w:tr>
     </w:tbl>
     <w:p>
       <w:pPr>
-        <w:spacing w:after="40"/>
+        <w:spacing w:after="0"/>
       </w:pPr>
       <w:r>
         <w:rPr>
-          <w:b/>
-          <w:color w:val="C53030"/>
-          <w:sz w:val="20"/>
+          <w:sz w:val="4"/>
         </w:rPr>
-        <w:t>Agreed variations from the specification and/or Section 4 of BS 5839-1 (see clause 7). Must be agreed by all parties:</w:t>
       </w:r>
     </w:p>
     <w:tbl>
       <w:tblPr>
         <w:tblW w:type="auto" w:w="0"/>
+        <w:tblLayout w:type="fixed"/>
         <w:tblLook w:firstColumn="1" w:firstRow="1" w:lastColumn="0" w:lastRow="0" w:noHBand="0" w:noVBand="1" w:val="04A0"/>
         <w:tblBorders>
           <w:top w:val="nil"/>
@@ -555,60 +690,95 @@
       <w:tr>
         <w:tc>
           <w:tcPr>
-            <w:tcW w:type="dxa" w:w="10540"/>
+            <w:tcW w:type="dxa" w:w="9921"/>
             <w:shd w:val="clear" w:color="auto" w:fill="EFF1F4"/>
+            <w:tcMar>
+              <w:top w:w="160" w:type="dxa"/>
+              <w:bottom w:w="160" w:type="dxa"/>
+              <w:left w:w="200" w:type="dxa"/>
+              <w:right w:w="200" w:type="dxa"/>
+            </w:tcMar>
           </w:tcPr>
           <w:p>
+            <w:pPr>
+              <w:spacing w:after="120"/>
+            </w:pPr>
             <w:r>
               <w:rPr>
+                <w:rFonts w:ascii="Calibri" w:hAnsi="Calibri"/>
+                <w:b/>
+                <w:color w:val="E03E3E"/>
                 <w:sz w:val="20"/>
               </w:rPr>
-              <w:t>[Agreed Variations]</w:t>
+              <w:t>The extent of liability of the signatory is limited to the system described below:</w:t>
             </w:r>
           </w:p>
-          <w:p/>
+          <w:tbl>
+            <w:tblPr>
+              <w:tblW w:type="auto" w:w="0"/>
+              <w:tblLayout w:type="fixed"/>
+              <w:tblLook w:firstColumn="1" w:firstRow="1" w:lastColumn="0" w:lastRow="0" w:noHBand="0" w:noVBand="1" w:val="04A0"/>
+              <w:tblBorders>
+                <w:top w:val="nil"/>
+                <w:left w:val="nil"/>
+                <w:bottom w:val="nil"/>
+                <w:right w:val="nil"/>
+                <w:insideH w:val="nil"/>
+                <w:insideV w:val="nil"/>
+              </w:tblBorders>
+            </w:tblPr>
+            <w:tblGrid>
+              <w:gridCol w:w="9921"/>
+            </w:tblGrid>
+            <w:tr>
+              <w:tc>
+                <w:tcPr>
+                  <w:tcW w:type="dxa" w:w="9638"/>
+                  <w:shd w:val="clear" w:color="auto" w:fill="FFFFFF"/>
+                  <w:tcBorders>
+                    <w:top w:val="single" w:sz="4" w:space="0" w:color="C7CCD3"/>
+                    <w:left w:val="single" w:sz="4" w:space="0" w:color="C7CCD3"/>
+                    <w:bottom w:val="single" w:sz="4" w:space="0" w:color="C7CCD3"/>
+                    <w:right w:val="single" w:sz="4" w:space="0" w:color="C7CCD3"/>
+                  </w:tcBorders>
+                  <w:tcMar>
+                    <w:top w:w="80" w:type="dxa"/>
+                    <w:bottom w:w="80" w:type="dxa"/>
+                    <w:left w:w="120" w:type="dxa"/>
+                    <w:right w:w="120" w:type="dxa"/>
+                  </w:tcMar>
+                </w:tcPr>
+                <w:p>
+                  <w:r>
+                    <w:rPr>
+                      <w:sz w:val="20"/>
+                    </w:rPr>
+                    <w:t>[Extent of Liability]</w:t>
+                  </w:r>
+                </w:p>
+                <w:p/>
+                <w:p/>
+              </w:tc>
+            </w:tr>
+          </w:tbl>
           <w:p/>
         </w:tc>
       </w:tr>
     </w:tbl>
     <w:p>
       <w:pPr>
-        <w:spacing w:after="40"/>
+        <w:spacing w:after="0"/>
       </w:pPr>
       <w:r>
         <w:rPr>
-          <w:b/>
-          <w:color w:val="C53030"/>
-          <w:sz w:val="20"/>
+          <w:sz w:val="4"/>
         </w:rPr>
-        <w:t>Inspection and testing of wiring systems</w:t>
-      </w:r>
-    </w:p>
-    <w:p>
-      <w:r>
-        <w:rPr>
-          <w:i w:val="0"/>
-          <w:sz w:val="18"/>
-        </w:rPr>
-        <w:t>Unless supplied by others, the 'as fitted' drawings have been supplied to the person responsible for commissioning the system (see 36.2m of the current BS 5839-1). Test results have been recorded above.</w:t>
-      </w:r>
-    </w:p>
-    <w:p>
-      <w:pPr>
-        <w:spacing w:after="40"/>
-      </w:pPr>
-      <w:r>
-        <w:rPr>
-          <w:b/>
-          <w:color w:val="C53030"/>
-          <w:sz w:val="20"/>
-        </w:rPr>
-        <w:t>Agreed variations from the specification — continuation page:</w:t>
       </w:r>
     </w:p>
     <w:tbl>
       <w:tblPr>
         <w:tblW w:type="auto" w:w="0"/>
+        <w:tblLayout w:type="fixed"/>
         <w:tblLook w:firstColumn="1" w:firstRow="1" w:lastColumn="0" w:lastRow="0" w:noHBand="0" w:noVBand="1" w:val="04A0"/>
         <w:tblBorders>
           <w:top w:val="nil"/>
@@ -625,24 +795,317 @@
       <w:tr>
         <w:tc>
           <w:tcPr>
-            <w:tcW w:type="dxa" w:w="10540"/>
+            <w:tcW w:type="dxa" w:w="9921"/>
             <w:shd w:val="clear" w:color="auto" w:fill="EFF1F4"/>
+            <w:tcMar>
+              <w:top w:w="160" w:type="dxa"/>
+              <w:bottom w:w="160" w:type="dxa"/>
+              <w:left w:w="200" w:type="dxa"/>
+              <w:right w:w="200" w:type="dxa"/>
+            </w:tcMar>
           </w:tcPr>
           <w:p>
+            <w:pPr>
+              <w:spacing w:after="120"/>
+            </w:pPr>
             <w:r>
               <w:rPr>
+                <w:rFonts w:ascii="Calibri" w:hAnsi="Calibri"/>
+                <w:b/>
+                <w:color w:val="E03E3E"/>
                 <w:sz w:val="20"/>
               </w:rPr>
-              <w:t>[Variations Continuation]</w:t>
+              <w:t>Agreed variations from the specification and/or Section 4 of BS 5839-1 (see clause 7). Must be agreed by all parties</w:t>
             </w:r>
           </w:p>
+          <w:tbl>
+            <w:tblPr>
+              <w:tblW w:type="auto" w:w="0"/>
+              <w:tblLayout w:type="fixed"/>
+              <w:tblLook w:firstColumn="1" w:firstRow="1" w:lastColumn="0" w:lastRow="0" w:noHBand="0" w:noVBand="1" w:val="04A0"/>
+              <w:tblBorders>
+                <w:top w:val="nil"/>
+                <w:left w:val="nil"/>
+                <w:bottom w:val="nil"/>
+                <w:right w:val="nil"/>
+                <w:insideH w:val="nil"/>
+                <w:insideV w:val="nil"/>
+              </w:tblBorders>
+            </w:tblPr>
+            <w:tblGrid>
+              <w:gridCol w:w="9921"/>
+            </w:tblGrid>
+            <w:tr>
+              <w:tc>
+                <w:tcPr>
+                  <w:tcW w:type="dxa" w:w="9638"/>
+                  <w:shd w:val="clear" w:color="auto" w:fill="FFFFFF"/>
+                  <w:tcBorders>
+                    <w:top w:val="single" w:sz="4" w:space="0" w:color="C7CCD3"/>
+                    <w:left w:val="single" w:sz="4" w:space="0" w:color="C7CCD3"/>
+                    <w:bottom w:val="single" w:sz="4" w:space="0" w:color="C7CCD3"/>
+                    <w:right w:val="single" w:sz="4" w:space="0" w:color="C7CCD3"/>
+                  </w:tcBorders>
+                  <w:tcMar>
+                    <w:top w:w="80" w:type="dxa"/>
+                    <w:bottom w:w="80" w:type="dxa"/>
+                    <w:left w:w="120" w:type="dxa"/>
+                    <w:right w:w="120" w:type="dxa"/>
+                  </w:tcMar>
+                </w:tcPr>
+                <w:p>
+                  <w:r>
+                    <w:rPr>
+                      <w:sz w:val="20"/>
+                    </w:rPr>
+                    <w:t>[Agreed Variations]</w:t>
+                  </w:r>
+                </w:p>
+                <w:p/>
+                <w:p/>
+              </w:tc>
+            </w:tr>
+          </w:tbl>
           <w:p/>
+        </w:tc>
+      </w:tr>
+    </w:tbl>
+    <w:p>
+      <w:pPr>
+        <w:spacing w:after="0"/>
+      </w:pPr>
+      <w:r>
+        <w:rPr>
+          <w:sz w:val="4"/>
+        </w:rPr>
+      </w:r>
+    </w:p>
+    <w:tbl>
+      <w:tblPr>
+        <w:tblW w:type="auto" w:w="0"/>
+        <w:tblLayout w:type="fixed"/>
+        <w:tblLook w:firstColumn="1" w:firstRow="1" w:lastColumn="0" w:lastRow="0" w:noHBand="0" w:noVBand="1" w:val="04A0"/>
+        <w:tblBorders>
+          <w:top w:val="nil"/>
+          <w:left w:val="nil"/>
+          <w:bottom w:val="nil"/>
+          <w:right w:val="nil"/>
+          <w:insideH w:val="nil"/>
+          <w:insideV w:val="nil"/>
+        </w:tblBorders>
+      </w:tblPr>
+      <w:tblGrid>
+        <w:gridCol w:w="10540"/>
+      </w:tblGrid>
+      <w:tr>
+        <w:tc>
+          <w:tcPr>
+            <w:tcW w:type="dxa" w:w="9921"/>
+            <w:shd w:val="clear" w:color="auto" w:fill="EFF1F4"/>
+            <w:tcMar>
+              <w:top w:w="160" w:type="dxa"/>
+              <w:bottom w:w="160" w:type="dxa"/>
+              <w:left w:w="200" w:type="dxa"/>
+              <w:right w:w="200" w:type="dxa"/>
+            </w:tcMar>
+          </w:tcPr>
+          <w:p>
+            <w:pPr>
+              <w:spacing w:after="120"/>
+            </w:pPr>
+            <w:r>
+              <w:rPr>
+                <w:rFonts w:ascii="Calibri" w:hAnsi="Calibri"/>
+                <w:b/>
+                <w:color w:val="E03E3E"/>
+                <w:sz w:val="20"/>
+              </w:rPr>
+              <w:t>Inspection and testing of wiring systems</w:t>
+            </w:r>
+          </w:p>
+          <w:p>
+            <w:pPr>
+              <w:spacing w:after="80"/>
+            </w:pPr>
+            <w:r>
+              <w:rPr>
+                <w:rFonts w:ascii="Calibri" w:hAnsi="Calibri"/>
+                <w:i w:val="0"/>
+                <w:color w:val="1A1F2C"/>
+                <w:sz w:val="18"/>
+              </w:rPr>
+              <w:t>Unless supplied by others, the 'as fitted' drawings have been supplied to the person responsible for commissioning the system (see 36.2m of the current BS 5839-1). Test results have been recorded above.</w:t>
+            </w:r>
+          </w:p>
+        </w:tc>
+      </w:tr>
+    </w:tbl>
+    <w:p>
+      <w:pPr>
+        <w:spacing w:after="0"/>
+      </w:pPr>
+      <w:r>
+        <w:rPr>
+          <w:sz w:val="4"/>
+        </w:rPr>
+      </w:r>
+    </w:p>
+    <w:tbl>
+      <w:tblPr>
+        <w:tblW w:type="auto" w:w="0"/>
+        <w:tblLayout w:type="fixed"/>
+        <w:tblLook w:firstColumn="1" w:firstRow="1" w:lastColumn="0" w:lastRow="0" w:noHBand="0" w:noVBand="1" w:val="04A0"/>
+        <w:tblBorders>
+          <w:top w:val="nil"/>
+          <w:left w:val="nil"/>
+          <w:bottom w:val="nil"/>
+          <w:right w:val="nil"/>
+          <w:insideH w:val="nil"/>
+          <w:insideV w:val="nil"/>
+        </w:tblBorders>
+      </w:tblPr>
+      <w:tblGrid>
+        <w:gridCol w:w="10540"/>
+      </w:tblGrid>
+      <w:tr>
+        <w:tc>
+          <w:tcPr>
+            <w:tcW w:type="dxa" w:w="9921"/>
+            <w:shd w:val="clear" w:color="auto" w:fill="EFF1F4"/>
+            <w:tcMar>
+              <w:top w:w="160" w:type="dxa"/>
+              <w:bottom w:w="160" w:type="dxa"/>
+              <w:left w:w="200" w:type="dxa"/>
+              <w:right w:w="200" w:type="dxa"/>
+            </w:tcMar>
+          </w:tcPr>
+          <w:p>
+            <w:pPr>
+              <w:spacing w:after="120"/>
+            </w:pPr>
+            <w:r>
+              <w:rPr>
+                <w:rFonts w:ascii="Calibri" w:hAnsi="Calibri"/>
+                <w:b/>
+                <w:color w:val="E03E3E"/>
+                <w:sz w:val="20"/>
+              </w:rPr>
+              <w:t>Agreed variations from the specification — continuation page</w:t>
+            </w:r>
+          </w:p>
+          <w:tbl>
+            <w:tblPr>
+              <w:tblW w:type="auto" w:w="0"/>
+              <w:tblLayout w:type="fixed"/>
+              <w:tblLook w:firstColumn="1" w:firstRow="1" w:lastColumn="0" w:lastRow="0" w:noHBand="0" w:noVBand="1" w:val="04A0"/>
+              <w:tblBorders>
+                <w:top w:val="nil"/>
+                <w:left w:val="nil"/>
+                <w:bottom w:val="nil"/>
+                <w:right w:val="nil"/>
+                <w:insideH w:val="nil"/>
+                <w:insideV w:val="nil"/>
+              </w:tblBorders>
+            </w:tblPr>
+            <w:tblGrid>
+              <w:gridCol w:w="9921"/>
+            </w:tblGrid>
+            <w:tr>
+              <w:tc>
+                <w:tcPr>
+                  <w:tcW w:type="dxa" w:w="9638"/>
+                  <w:shd w:val="clear" w:color="auto" w:fill="FFFFFF"/>
+                  <w:tcBorders>
+                    <w:top w:val="single" w:sz="4" w:space="0" w:color="C7CCD3"/>
+                    <w:left w:val="single" w:sz="4" w:space="0" w:color="C7CCD3"/>
+                    <w:bottom w:val="single" w:sz="4" w:space="0" w:color="C7CCD3"/>
+                    <w:right w:val="single" w:sz="4" w:space="0" w:color="C7CCD3"/>
+                  </w:tcBorders>
+                  <w:tcMar>
+                    <w:top w:w="80" w:type="dxa"/>
+                    <w:bottom w:w="80" w:type="dxa"/>
+                    <w:left w:w="120" w:type="dxa"/>
+                    <w:right w:w="120" w:type="dxa"/>
+                  </w:tcMar>
+                </w:tcPr>
+                <w:p>
+                  <w:r>
+                    <w:rPr>
+                      <w:sz w:val="20"/>
+                    </w:rPr>
+                    <w:t>[Variations Continuation]</w:t>
+                  </w:r>
+                </w:p>
+                <w:p/>
+                <w:p/>
+                <w:p/>
+                <w:p/>
+                <w:p/>
+                <w:p/>
+                <w:p/>
+                <w:p/>
+                <w:p/>
+              </w:tc>
+            </w:tr>
+          </w:tbl>
           <w:p/>
-          <w:p/>
-          <w:p/>
-          <w:p/>
-          <w:p/>
-          <w:p/>
+        </w:tc>
+      </w:tr>
+    </w:tbl>
+    <w:p>
+      <w:pPr>
+        <w:spacing w:after="0"/>
+      </w:pPr>
+      <w:r>
+        <w:rPr>
+          <w:sz w:val="8"/>
+        </w:rPr>
+      </w:r>
+    </w:p>
+    <w:tbl>
+      <w:tblPr>
+        <w:tblW w:type="auto" w:w="0"/>
+        <w:jc w:val="right"/>
+        <w:tblLayout w:type="fixed"/>
+        <w:tblLook w:firstColumn="1" w:firstRow="1" w:lastColumn="0" w:lastRow="0" w:noHBand="0" w:noVBand="1" w:val="04A0"/>
+        <w:tblBorders>
+          <w:top w:val="nil"/>
+          <w:left w:val="nil"/>
+          <w:bottom w:val="nil"/>
+          <w:right w:val="nil"/>
+          <w:insideH w:val="nil"/>
+          <w:insideV w:val="nil"/>
+        </w:tblBorders>
+      </w:tblPr>
+      <w:tblGrid>
+        <w:gridCol w:w="10540"/>
+      </w:tblGrid>
+      <w:tr>
+        <w:tc>
+          <w:tcPr>
+            <w:tcW w:type="dxa" w:w="1984"/>
+            <w:shd w:val="clear" w:color="auto" w:fill="3D5AFE"/>
+            <w:tcMar>
+              <w:top w:w="120" w:type="dxa"/>
+              <w:bottom w:w="120" w:type="dxa"/>
+              <w:left w:w="240" w:type="dxa"/>
+              <w:right w:w="240" w:type="dxa"/>
+            </w:tcMar>
+          </w:tcPr>
+          <w:p>
+            <w:pPr>
+              <w:jc w:val="center"/>
+            </w:pPr>
+            <w:r>
+              <w:rPr>
+                <w:rFonts w:ascii="Calibri" w:hAnsi="Calibri"/>
+                <w:b/>
+                <w:color w:val="FFFFFF"/>
+                <w:sz w:val="22"/>
+              </w:rPr>
+              <w:t>SUBMIT</w:t>
+            </w:r>
+          </w:p>
         </w:tc>
       </w:tr>
     </w:tbl>
@@ -1019,6 +1482,10 @@
     <w:name w:val="Normal"/>
     <w:qFormat/>
     <w:rsid w:val="00FC693F"/>
+    <w:rPr>
+      <w:rFonts w:ascii="Calibri" w:hAnsi="Calibri"/>
+      <w:sz w:val="20"/>
+    </w:rPr>
   </w:style>
   <w:style w:type="paragraph" w:styleId="Header">
     <w:name w:val="header"/>

--- a/assets/bs5839-installation-cert-template.docx
+++ b/assets/bs5839-installation-cert-template.docx
@@ -49,7 +49,7 @@
       </w:pPr>
       <w:r>
         <w:rPr>
-          <w:rFonts w:ascii="Calibri" w:hAnsi="Calibri"/>
+          <w:rFonts w:ascii="Verdana" w:hAnsi="Verdana"/>
           <w:b/>
           <w:color w:val="1A1F2C"/>
           <w:sz w:val="28"/>
@@ -92,7 +92,7 @@
             </w:pPr>
             <w:r>
               <w:rPr>
-                <w:rFonts w:ascii="Calibri" w:hAnsi="Calibri"/>
+                <w:rFonts w:ascii="Verdana" w:hAnsi="Verdana"/>
                 <w:b/>
                 <w:color w:val="E03E3E"/>
                 <w:sz w:val="20"/>
@@ -127,7 +127,7 @@
                 <w:p>
                   <w:r>
                     <w:rPr>
-                      <w:rFonts w:ascii="Calibri" w:hAnsi="Calibri"/>
+                      <w:rFonts w:ascii="Verdana" w:hAnsi="Verdana"/>
                       <w:color w:val="E03E3E"/>
                       <w:sz w:val="18"/>
                     </w:rPr>
@@ -156,7 +156,7 @@
                 <w:p>
                   <w:r>
                     <w:rPr>
-                      <w:rFonts w:ascii="Calibri" w:hAnsi="Calibri"/>
+                      <w:rFonts w:ascii="Verdana" w:hAnsi="Verdana"/>
                       <w:color w:val="1A1F2C"/>
                       <w:sz w:val="20"/>
                     </w:rPr>
@@ -194,7 +194,7 @@
                 <w:p>
                   <w:r>
                     <w:rPr>
-                      <w:rFonts w:ascii="Calibri" w:hAnsi="Calibri"/>
+                      <w:rFonts w:ascii="Verdana" w:hAnsi="Verdana"/>
                       <w:color w:val="E03E3E"/>
                       <w:sz w:val="18"/>
                     </w:rPr>
@@ -223,7 +223,7 @@
                 <w:p>
                   <w:r>
                     <w:rPr>
-                      <w:rFonts w:ascii="Calibri" w:hAnsi="Calibri"/>
+                      <w:rFonts w:ascii="Verdana" w:hAnsi="Verdana"/>
                       <w:color w:val="1A1F2C"/>
                       <w:sz w:val="20"/>
                     </w:rPr>
@@ -240,7 +240,7 @@
             </w:pPr>
             <w:r>
               <w:rPr>
-                <w:rFonts w:ascii="Calibri" w:hAnsi="Calibri"/>
+                <w:rFonts w:ascii="Verdana" w:hAnsi="Verdana"/>
                 <w:i w:val="0"/>
                 <w:color w:val="1A1F2C"/>
                 <w:sz w:val="18"/>
@@ -277,7 +277,7 @@
                 <w:p>
                   <w:r>
                     <w:rPr>
-                      <w:rFonts w:ascii="Calibri" w:hAnsi="Calibri"/>
+                      <w:rFonts w:ascii="Verdana" w:hAnsi="Verdana"/>
                       <w:color w:val="E03E3E"/>
                       <w:sz w:val="18"/>
                     </w:rPr>
@@ -306,7 +306,7 @@
                 <w:p>
                   <w:r>
                     <w:rPr>
-                      <w:rFonts w:ascii="Calibri" w:hAnsi="Calibri"/>
+                      <w:rFonts w:ascii="Verdana" w:hAnsi="Verdana"/>
                       <w:color w:val="1A1F2C"/>
                       <w:sz w:val="20"/>
                     </w:rPr>
@@ -322,7 +322,7 @@
                 <w:p>
                   <w:r>
                     <w:rPr>
-                      <w:rFonts w:ascii="Calibri" w:hAnsi="Calibri"/>
+                      <w:rFonts w:ascii="Verdana" w:hAnsi="Verdana"/>
                       <w:color w:val="E03E3E"/>
                       <w:sz w:val="18"/>
                     </w:rPr>
@@ -351,7 +351,7 @@
                 <w:p>
                   <w:r>
                     <w:rPr>
-                      <w:rFonts w:ascii="Calibri" w:hAnsi="Calibri"/>
+                      <w:rFonts w:ascii="Verdana" w:hAnsi="Verdana"/>
                       <w:color w:val="1A1F2C"/>
                       <w:sz w:val="20"/>
                     </w:rPr>
@@ -391,7 +391,7 @@
                 <w:p>
                   <w:r>
                     <w:rPr>
-                      <w:rFonts w:ascii="Calibri" w:hAnsi="Calibri"/>
+                      <w:rFonts w:ascii="Verdana" w:hAnsi="Verdana"/>
                       <w:color w:val="E03E3E"/>
                       <w:sz w:val="18"/>
                     </w:rPr>
@@ -420,7 +420,7 @@
                 <w:p>
                   <w:r>
                     <w:rPr>
-                      <w:rFonts w:ascii="Calibri" w:hAnsi="Calibri"/>
+                      <w:rFonts w:ascii="Verdana" w:hAnsi="Verdana"/>
                       <w:color w:val="1A1F2C"/>
                       <w:sz w:val="20"/>
                     </w:rPr>
@@ -436,7 +436,7 @@
                 <w:p>
                   <w:r>
                     <w:rPr>
-                      <w:rFonts w:ascii="Calibri" w:hAnsi="Calibri"/>
+                      <w:rFonts w:ascii="Verdana" w:hAnsi="Verdana"/>
                       <w:color w:val="E03E3E"/>
                       <w:sz w:val="18"/>
                     </w:rPr>
@@ -465,7 +465,7 @@
                 <w:p>
                   <w:r>
                     <w:rPr>
-                      <w:rFonts w:ascii="Calibri" w:hAnsi="Calibri"/>
+                      <w:rFonts w:ascii="Verdana" w:hAnsi="Verdana"/>
                       <w:color w:val="1A1F2C"/>
                       <w:sz w:val="20"/>
                     </w:rPr>
@@ -503,7 +503,7 @@
                 <w:p>
                   <w:r>
                     <w:rPr>
-                      <w:rFonts w:ascii="Calibri" w:hAnsi="Calibri"/>
+                      <w:rFonts w:ascii="Verdana" w:hAnsi="Verdana"/>
                       <w:color w:val="E03E3E"/>
                       <w:sz w:val="18"/>
                     </w:rPr>
@@ -532,7 +532,7 @@
                 <w:p>
                   <w:r>
                     <w:rPr>
-                      <w:rFonts w:ascii="Calibri" w:hAnsi="Calibri"/>
+                      <w:rFonts w:ascii="Verdana" w:hAnsi="Verdana"/>
                       <w:color w:val="1A1F2C"/>
                       <w:sz w:val="20"/>
                     </w:rPr>
@@ -572,7 +572,7 @@
                 <w:p>
                   <w:r>
                     <w:rPr>
-                      <w:rFonts w:ascii="Calibri" w:hAnsi="Calibri"/>
+                      <w:rFonts w:ascii="Verdana" w:hAnsi="Verdana"/>
                       <w:color w:val="E03E3E"/>
                       <w:sz w:val="18"/>
                     </w:rPr>
@@ -601,7 +601,7 @@
                 <w:p>
                   <w:r>
                     <w:rPr>
-                      <w:rFonts w:ascii="Calibri" w:hAnsi="Calibri"/>
+                      <w:rFonts w:ascii="Verdana" w:hAnsi="Verdana"/>
                       <w:color w:val="1A1F2C"/>
                       <w:sz w:val="20"/>
                     </w:rPr>
@@ -617,7 +617,7 @@
                 <w:p>
                   <w:r>
                     <w:rPr>
-                      <w:rFonts w:ascii="Calibri" w:hAnsi="Calibri"/>
+                      <w:rFonts w:ascii="Verdana" w:hAnsi="Verdana"/>
                       <w:color w:val="E03E3E"/>
                       <w:sz w:val="18"/>
                     </w:rPr>
@@ -646,7 +646,7 @@
                 <w:p>
                   <w:r>
                     <w:rPr>
-                      <w:rFonts w:ascii="Calibri" w:hAnsi="Calibri"/>
+                      <w:rFonts w:ascii="Verdana" w:hAnsi="Verdana"/>
                       <w:color w:val="1A1F2C"/>
                       <w:sz w:val="20"/>
                     </w:rPr>
@@ -705,7 +705,7 @@
             </w:pPr>
             <w:r>
               <w:rPr>
-                <w:rFonts w:ascii="Calibri" w:hAnsi="Calibri"/>
+                <w:rFonts w:ascii="Verdana" w:hAnsi="Verdana"/>
                 <w:b/>
                 <w:color w:val="E03E3E"/>
                 <w:sz w:val="20"/>
@@ -810,7 +810,7 @@
             </w:pPr>
             <w:r>
               <w:rPr>
-                <w:rFonts w:ascii="Calibri" w:hAnsi="Calibri"/>
+                <w:rFonts w:ascii="Verdana" w:hAnsi="Verdana"/>
                 <w:b/>
                 <w:color w:val="E03E3E"/>
                 <w:sz w:val="20"/>
@@ -915,7 +915,7 @@
             </w:pPr>
             <w:r>
               <w:rPr>
-                <w:rFonts w:ascii="Calibri" w:hAnsi="Calibri"/>
+                <w:rFonts w:ascii="Verdana" w:hAnsi="Verdana"/>
                 <w:b/>
                 <w:color w:val="E03E3E"/>
                 <w:sz w:val="20"/>
@@ -929,7 +929,7 @@
             </w:pPr>
             <w:r>
               <w:rPr>
-                <w:rFonts w:ascii="Calibri" w:hAnsi="Calibri"/>
+                <w:rFonts w:ascii="Verdana" w:hAnsi="Verdana"/>
                 <w:i w:val="0"/>
                 <w:color w:val="1A1F2C"/>
                 <w:sz w:val="18"/>
@@ -985,7 +985,7 @@
             </w:pPr>
             <w:r>
               <w:rPr>
-                <w:rFonts w:ascii="Calibri" w:hAnsi="Calibri"/>
+                <w:rFonts w:ascii="Verdana" w:hAnsi="Verdana"/>
                 <w:b/>
                 <w:color w:val="E03E3E"/>
                 <w:sz w:val="20"/>
@@ -1098,7 +1098,7 @@
             </w:pPr>
             <w:r>
               <w:rPr>
-                <w:rFonts w:ascii="Calibri" w:hAnsi="Calibri"/>
+                <w:rFonts w:ascii="Verdana" w:hAnsi="Verdana"/>
                 <w:b/>
                 <w:color w:val="FFFFFF"/>
                 <w:sz w:val="22"/>
@@ -1483,7 +1483,7 @@
     <w:qFormat/>
     <w:rsid w:val="00FC693F"/>
     <w:rPr>
-      <w:rFonts w:ascii="Calibri" w:hAnsi="Calibri"/>
+      <w:rFonts w:ascii="Verdana" w:hAnsi="Verdana"/>
       <w:sz w:val="20"/>
     </w:rPr>
   </w:style>
